--- a/paper/Cover_OE.docx
+++ b/paper/Cover_OE.docx
@@ -29,7 +29,7 @@
         <w:t xml:space="preserve"> </w:t>
       </w:r>
       <w:r>
-        <w:t xml:space="preserve">“Citizens prefer mandatory over voluntary biodiversity financing,”</w:t>
+        <w:t xml:space="preserve">“Citizens prefer mandatory over voluntary biodiversity financing even under favorable conditions,”</w:t>
       </w:r>
       <w:r>
         <w:t xml:space="preserve"> </w:t>

--- a/paper/Cover_OE.docx
+++ b/paper/Cover_OE.docx
@@ -59,7 +59,7 @@
         <w:pStyle w:val="BodyText"/>
       </w:pPr>
       <w:r>
-        <w:t xml:space="preserve">Your inquiry response asked how the design distinguishes preferences for mandatory versus voluntary instruments from related considerations such as cost incidence, perceived effectiveness, monitoring and responsibility for biodiversity impacts. The factorial design varies monitoring, land ownership and cost independently of the financing instrument, so those are estimated as separate coefficients. The instrument attribute itself crosses compulsion with incidence, tax and offsetting being mandatory but falling on households and corporates respectively, so the two can be read apart rather than being confounded. Perceived effectiveness is measured separately and after the choice tasks, and is reported as associational validation rather than mediation. We have made this structure explicit in the Results.</w:t>
+        <w:t xml:space="preserve">Your inquiry response asked how the design distinguishes preferences for mandatory versus voluntary instruments from related considerations such as cost incidence, perceived effectiveness, monitoring and responsibility for biodiversity impacts. The factorial design varies monitoring, land ownership and cost independently of the financing instrument, so those are estimated as separate coefficients. The instrument attribute itself crosses whether an instrument is mandatory with who bears its cost, tax and offsetting being mandatory but falling on households and corporates respectively, so the two can be read apart rather than being confounded. Perceived effectiveness is measured separately and after the choice tasks, and is reported as associational validation rather than mediation. We have made this structure explicit in the Results.</w:t>
       </w:r>
     </w:p>
     <w:p>
@@ -67,7 +67,7 @@
         <w:pStyle w:val="BodyText"/>
       </w:pPr>
       <w:r>
-        <w:t xml:space="preserve">That question also led to a finding we had not previously drawn out. Two judgements about the state can be separated, and they act in opposite directions: distrust of the state as a steward of conservation funds shifts preferences toward voluntary instruments, whereas doubt that the state will deliver on its biodiversity commitments does not, and if anything strengthens opposition to voluntary donation. The two correlate only weakly. Underprovision therefore generates demand for compulsion while distrust generates demand for alternatives to the state, which sharpens the cross-national prediction the paper offers.</w:t>
+        <w:t xml:space="preserve">That question also led to a finding we had not previously drawn out. Two judgements about the state can be separated, and they act in opposite directions: distrust of the state as a steward of conservation funds shifts preferences toward voluntary instruments, whereas doubt that the state will deliver on its biodiversity commitments does not, and if anything strengthens opposition to voluntary donation. The two correlate only weakly. Underprovision therefore generates demand for mandatory instruments while distrust generates demand for alternatives to the state, which sharpens the cross-national prediction the paper offers.</w:t>
       </w:r>
     </w:p>
     <w:p>
